--- a/templates/md2word模板.docx
+++ b/templates/md2word模板.docx
@@ -672,9 +672,8 @@
           <w:szCs w:val="28"/>
         </w:rPr>
         <w:sectPr>
-          <w:headerReference w:type="default" r:id="rId8"/>
-          <w:footerReference w:type="even" r:id="rId9"/>
-          <w:footerReference w:type="default" r:id="rId10"/>
+          <w:footerReference w:type="even" r:id="rId8"/>
+          <w:footerReference w:type="default" r:id="rId9"/>
           <w:pgSz w:w="11906" w:h="16838"/>
           <w:pgMar w:top="1701" w:right="1701" w:bottom="1701" w:left="1701" w:header="851" w:footer="992" w:gutter="0"/>
           <w:pgNumType w:start="1"/>
@@ -2018,8 +2017,15 @@
         </w:p>
         <w:p>
           <w:pPr>
+            <w:ind w:firstLine="0"/>
+            <w:rPr>
+              <w:rFonts w:hint="eastAsia"/>
+              <w:b/>
+              <w:bCs/>
+              <w:lang w:val="zh-CN"/>
+            </w:rPr>
             <w:sectPr>
-              <w:footerReference w:type="default" r:id="rId11"/>
+              <w:footerReference w:type="default" r:id="rId10"/>
               <w:pgSz w:w="11906" w:h="16838"/>
               <w:pgMar w:top="1440" w:right="1440" w:bottom="1440" w:left="1440" w:header="708" w:footer="708" w:gutter="0"/>
               <w:cols w:space="720"/>
@@ -2040,10 +2046,13 @@
     <w:p>
       <w:pPr>
         <w:ind w:firstLine="0"/>
+        <w:rPr>
+          <w:rFonts w:hint="eastAsia"/>
+        </w:rPr>
       </w:pPr>
     </w:p>
     <w:sectPr>
-      <w:footerReference w:type="default" r:id="rId12"/>
+      <w:footerReference w:type="default" r:id="rId11"/>
       <w:pgSz w:w="11906" w:h="16838"/>
       <w:pgMar w:top="1440" w:right="1440" w:bottom="1440" w:left="1440" w:header="708" w:footer="708" w:gutter="0"/>
       <w:pgNumType w:start="1"/>
@@ -2173,11 +2182,6 @@
       <w:jc w:val="center"/>
     </w:pPr>
   </w:p>
-  <w:p>
-    <w:pPr>
-      <w:pStyle w:val="ab"/>
-    </w:pPr>
-  </w:p>
 </w:ftr>
 </file>
 
@@ -2249,22 +2253,6 @@
     </w:p>
   </w:footnote>
 </w:footnotes>
-</file>
-
-<file path=word/header1.xml><?xml version="1.0" encoding="utf-8"?>
-<w:hdr xmlns:wpc="http://schemas.microsoft.com/office/word/2010/wordprocessingCanvas" xmlns:cx="http://schemas.microsoft.com/office/drawing/2014/chartex" xmlns:cx1="http://schemas.microsoft.com/office/drawing/2015/9/8/chartex" xmlns:cx2="http://schemas.microsoft.com/office/drawing/2015/10/21/chartex" xmlns:cx3="http://schemas.microsoft.com/office/drawing/2016/5/9/chartex" xmlns:cx4="http://schemas.microsoft.com/office/drawing/2016/5/10/chartex" xmlns:cx5="http://schemas.microsoft.com/office/drawing/2016/5/11/chartex" xmlns:cx6="http://schemas.microsoft.com/office/drawing/2016/5/12/chartex" xmlns:cx7="http://schemas.microsoft.com/office/drawing/2016/5/13/chartex" xmlns:cx8="http://schemas.microsoft.com/office/drawing/2016/5/14/chartex" xmlns:mc="http://schemas.openxmlformats.org/markup-compatibility/2006" xmlns:aink="http://schemas.microsoft.com/office/drawing/2016/ink" xmlns:am3d="http://schemas.microsoft.com/office/drawing/2017/model3d" xmlns:o="urn:schemas-microsoft-com:office:office" xmlns:oel="http://schemas.microsoft.com/office/2019/extlst" xmlns:r="http://schemas.openxmlformats.org/officeDocument/2006/relationships" xmlns:m="http://schemas.openxmlformats.org/officeDocument/2006/math" xmlns:v="urn:schemas-microsoft-com:vml" xmlns:wp14="http://schemas.microsoft.com/office/word/2010/wordprocessingDrawing" xmlns:wp="http://schemas.openxmlformats.org/drawingml/2006/wordprocessingDrawing" xmlns:w10="urn:schemas-microsoft-com:office:word" xmlns:w="http://schemas.openxmlformats.org/wordprocessingml/2006/main" xmlns:w14="http://schemas.microsoft.com/office/word/2010/wordml" xmlns:w15="http://schemas.microsoft.com/office/word/2012/wordml" xmlns:w16cex="http://schemas.microsoft.com/office/word/2018/wordml/cex" xmlns:w16cid="http://schemas.microsoft.com/office/word/2016/wordml/cid" xmlns:w16="http://schemas.microsoft.com/office/word/2018/wordml" xmlns:w16du="http://schemas.microsoft.com/office/word/2023/wordml/word16du" xmlns:w16sdtdh="http://schemas.microsoft.com/office/word/2020/wordml/sdtdatahash" xmlns:w16sdtfl="http://schemas.microsoft.com/office/word/2024/wordml/sdtformatlock" xmlns:w16se="http://schemas.microsoft.com/office/word/2015/wordml/symex" xmlns:wpg="http://schemas.microsoft.com/office/word/2010/wordprocessingGroup" xmlns:wpi="http://schemas.microsoft.com/office/word/2010/wordprocessingInk" xmlns:wne="http://schemas.microsoft.com/office/word/2006/wordml" xmlns:wps="http://schemas.microsoft.com/office/word/2010/wordprocessingShape" mc:Ignorable="w14 w15 w16se w16cid w16 w16cex w16sdtdh w16sdtfl w16du wp14">
-  <w:p>
-    <w:pPr>
-      <w:pStyle w:val="a9"/>
-      <w:jc w:val="both"/>
-      <w:rPr>
-        <w:rFonts w:eastAsia="黑体"/>
-        <w:iCs/>
-        <w:color w:val="000000"/>
-      </w:rPr>
-    </w:pPr>
-  </w:p>
-</w:hdr>
 </file>
 
 <file path=word/numbering.xml><?xml version="1.0" encoding="utf-8"?>

--- a/templates/md2word模板.docx
+++ b/templates/md2word模板.docx
@@ -2019,7 +2019,6 @@
           <w:pPr>
             <w:ind w:firstLine="0"/>
             <w:rPr>
-              <w:rFonts w:hint="eastAsia"/>
               <w:b/>
               <w:bCs/>
               <w:lang w:val="zh-CN"/>
@@ -2045,10 +2044,7 @@
     </w:sdt>
     <w:p>
       <w:pPr>
-        <w:ind w:firstLine="0"/>
-        <w:rPr>
-          <w:rFonts w:hint="eastAsia"/>
-        </w:rPr>
+        <w:pStyle w:val="af0"/>
       </w:pPr>
     </w:p>
     <w:sectPr>
@@ -4027,6 +4023,20 @@
       <w:jc w:val="center"/>
     </w:trPr>
   </w:style>
+  <w:style w:type="paragraph" w:styleId="af0">
+    <w:name w:val="caption"/>
+    <w:basedOn w:val="a"/>
+    <w:next w:val="a"/>
+    <w:uiPriority w:val="35"/>
+    <w:unhideWhenUsed/>
+    <w:qFormat/>
+    <w:rsid w:val="00C67B88"/>
+    <w:rPr>
+      <w:rFonts w:asciiTheme="majorHAnsi" w:eastAsia="黑体" w:hAnsiTheme="majorHAnsi" w:cstheme="majorBidi"/>
+      <w:sz w:val="20"/>
+      <w:szCs w:val="20"/>
+    </w:rPr>
+  </w:style>
 </w:styles>
 </file>
 

--- a/templates/md2word模板.docx
+++ b/templates/md2word模板.docx
@@ -649,7 +649,7 @@
           <w:bCs/>
           <w:sz w:val="36"/>
         </w:rPr>
-        <w:t>2</w:t>
+        <w:t>3</w:t>
       </w:r>
       <w:r>
         <w:rPr>
@@ -2045,6 +2045,9 @@
     <w:p>
       <w:pPr>
         <w:pStyle w:val="af0"/>
+        <w:rPr>
+          <w:rFonts w:hint="eastAsia"/>
+        </w:rPr>
       </w:pPr>
     </w:p>
     <w:sectPr>

--- a/templates/md2word模板.docx
+++ b/templates/md2word模板.docx
@@ -649,7 +649,7 @@
           <w:bCs/>
           <w:sz w:val="36"/>
         </w:rPr>
-        <w:t>3</w:t>
+        <w:t>5</w:t>
       </w:r>
       <w:r>
         <w:rPr>
@@ -682,35 +682,6 @@
           <w:docGrid w:linePitch="312"/>
         </w:sectPr>
       </w:pPr>
-      <w:r>
-        <w:rPr>
-          <w:sz w:val="28"/>
-          <w:szCs w:val="28"/>
-        </w:rPr>
-        <w:t>版本号：</w:t>
-      </w:r>
-      <w:r>
-        <w:rPr>
-          <w:sz w:val="28"/>
-          <w:szCs w:val="28"/>
-        </w:rPr>
-        <w:t>V</w:t>
-      </w:r>
-      <w:r>
-        <w:rPr>
-          <w:rFonts w:hint="eastAsia"/>
-          <w:sz w:val="28"/>
-          <w:szCs w:val="28"/>
-        </w:rPr>
-        <w:t>1</w:t>
-      </w:r>
-      <w:r>
-        <w:rPr>
-          <w:sz w:val="28"/>
-          <w:szCs w:val="28"/>
-        </w:rPr>
-        <w:t>.0</w:t>
-      </w:r>
     </w:p>
     <w:sdt>
       <w:sdtPr>

--- a/templates/md2word模板.docx
+++ b/templates/md2word模板.docx
@@ -622,43 +622,7 @@
           <w:bCs/>
           <w:sz w:val="36"/>
         </w:rPr>
-        <w:t>202</w:t>
-      </w:r>
-      <w:r>
-        <w:rPr>
-          <w:rFonts w:eastAsia="黑体" w:hint="eastAsia"/>
-          <w:b/>
-          <w:bCs/>
-          <w:sz w:val="36"/>
-        </w:rPr>
-        <w:t>6</w:t>
-      </w:r>
-      <w:r>
-        <w:rPr>
-          <w:rFonts w:eastAsia="黑体"/>
-          <w:b/>
-          <w:bCs/>
-          <w:sz w:val="36"/>
-        </w:rPr>
-        <w:t>年</w:t>
-      </w:r>
-      <w:r>
-        <w:rPr>
-          <w:rFonts w:eastAsia="黑体" w:hint="eastAsia"/>
-          <w:b/>
-          <w:bCs/>
-          <w:sz w:val="36"/>
-        </w:rPr>
-        <w:t>5</w:t>
-      </w:r>
-      <w:r>
-        <w:rPr>
-          <w:rFonts w:eastAsia="黑体"/>
-          <w:b/>
-          <w:bCs/>
-          <w:sz w:val="36"/>
-        </w:rPr>
-        <w:t>月</w:t>
+        <w:t>{{DATE_CN}}</w:t>
       </w:r>
     </w:p>
     <w:p>
@@ -3365,7 +3329,6 @@
   <w:style w:type="character" w:default="1" w:styleId="a0">
     <w:name w:val="Default Paragraph Font"/>
     <w:uiPriority w:val="1"/>
-    <w:semiHidden/>
     <w:unhideWhenUsed/>
   </w:style>
   <w:style w:type="table" w:default="1" w:styleId="a1">
@@ -4009,6 +3972,31 @@
       <w:rFonts w:asciiTheme="majorHAnsi" w:eastAsia="黑体" w:hAnsiTheme="majorHAnsi" w:cstheme="majorBidi"/>
       <w:sz w:val="20"/>
       <w:szCs w:val="20"/>
+    </w:rPr>
+  </w:style>
+  <w:style w:type="paragraph" w:styleId="HTML">
+    <w:name w:val="HTML Preformatted"/>
+    <w:basedOn w:val="a"/>
+    <w:link w:val="HTML0"/>
+    <w:uiPriority w:val="99"/>
+    <w:semiHidden/>
+    <w:unhideWhenUsed/>
+    <w:rsid w:val="00C96C9D"/>
+    <w:rPr>
+      <w:rFonts w:ascii="Courier New" w:hAnsi="Courier New" w:cs="Courier New"/>
+      <w:sz w:val="20"/>
+      <w:szCs w:val="20"/>
+    </w:rPr>
+  </w:style>
+  <w:style w:type="character" w:customStyle="1" w:styleId="HTML0">
+    <w:name w:val="HTML 预设格式 字符"/>
+    <w:basedOn w:val="a0"/>
+    <w:link w:val="HTML"/>
+    <w:uiPriority w:val="99"/>
+    <w:semiHidden/>
+    <w:rsid w:val="00C96C9D"/>
+    <w:rPr>
+      <w:rFonts w:ascii="Courier New" w:eastAsia="宋体" w:hAnsi="Courier New" w:cs="Courier New"/>
     </w:rPr>
   </w:style>
 </w:styles>
